--- a/documents/pnet/pNET_7_Decision_Discussion.docx
+++ b/documents/pnet/pNET_7_Decision_Discussion.docx
@@ -39,7 +39,7 @@
           <w:b w:val="0"/>
           <w:i w:val="0"/>
         </w:rPr>
-        <w:t>One file for the multidisciplinary decision on this tumor, covering every setting: cancer roadmap. For each question: the positions of guidelines, trials and papers where they differ, our proposed selection, and space for the decision. All proposals are OPEN; nothing in this document is activated or approved.</w:t>
+        <w:t>One file for the multidisciplinary decision on this tumor, covering every setting: roadmap. For each question: the positions of guidelines, trials and papers where they differ, our proposed selection, and space for the decision. All proposals are OPEN; nothing in this document is activated or approved.</w:t>
       </w:r>
     </w:p>
     <w:p>
@@ -59,14 +59,14 @@
           <w:i w:val="0"/>
           <w:sz w:val="20"/>
         </w:rPr>
-        <w:t xml:space="preserve">Cancer roadmap (full content): </w:t>
+        <w:t xml:space="preserve">Roadmap (full content): </w:t>
       </w:r>
       <w:r>
         <w:rPr>
           <w:b w:val="0"/>
           <w:i/>
         </w:rPr>
-        <w:t>pNET_1_Cancer_Roadmap.docx</w:t>
+        <w:t>pNET_1_Roadmap.docx</w:t>
       </w:r>
     </w:p>
     <w:p>
@@ -226,7 +226,7 @@
                 <w:i w:val="0"/>
                 <w:sz w:val="19"/>
               </w:rPr>
-              <w:t>Cancer roadmap</w:t>
+              <w:t>Roadmap</w:t>
             </w:r>
           </w:p>
         </w:tc>
@@ -332,7 +332,7 @@
                 <w:i w:val="0"/>
                 <w:sz w:val="19"/>
               </w:rPr>
-              <w:t>Cancer roadmap</w:t>
+              <w:t>Roadmap</w:t>
             </w:r>
           </w:p>
         </w:tc>
@@ -438,7 +438,7 @@
                 <w:i w:val="0"/>
                 <w:sz w:val="19"/>
               </w:rPr>
-              <w:t>Cancer roadmap</w:t>
+              <w:t>Roadmap</w:t>
             </w:r>
           </w:p>
         </w:tc>
@@ -544,7 +544,7 @@
                 <w:i w:val="0"/>
                 <w:sz w:val="19"/>
               </w:rPr>
-              <w:t>Cancer roadmap</w:t>
+              <w:t>Roadmap</w:t>
             </w:r>
           </w:p>
         </w:tc>
@@ -650,7 +650,7 @@
                 <w:i w:val="0"/>
                 <w:sz w:val="19"/>
               </w:rPr>
-              <w:t>Cancer roadmap</w:t>
+              <w:t>Roadmap</w:t>
             </w:r>
           </w:p>
         </w:tc>
@@ -756,7 +756,7 @@
                 <w:i w:val="0"/>
                 <w:sz w:val="19"/>
               </w:rPr>
-              <w:t>Cancer roadmap</w:t>
+              <w:t>Roadmap</w:t>
             </w:r>
           </w:p>
         </w:tc>
@@ -862,7 +862,7 @@
                 <w:i w:val="0"/>
                 <w:sz w:val="19"/>
               </w:rPr>
-              <w:t>Cancer roadmap</w:t>
+              <w:t>Roadmap</w:t>
             </w:r>
           </w:p>
         </w:tc>
@@ -968,7 +968,7 @@
                 <w:i w:val="0"/>
                 <w:sz w:val="19"/>
               </w:rPr>
-              <w:t>Cancer roadmap</w:t>
+              <w:t>Roadmap</w:t>
             </w:r>
           </w:p>
         </w:tc>
@@ -1074,7 +1074,7 @@
                 <w:i w:val="0"/>
                 <w:sz w:val="19"/>
               </w:rPr>
-              <w:t>Cancer roadmap</w:t>
+              <w:t>Roadmap</w:t>
             </w:r>
           </w:p>
         </w:tc>
@@ -1180,7 +1180,7 @@
                 <w:i w:val="0"/>
                 <w:sz w:val="19"/>
               </w:rPr>
-              <w:t>Cancer roadmap</w:t>
+              <w:t>Roadmap</w:t>
             </w:r>
           </w:p>
         </w:tc>
@@ -1286,7 +1286,7 @@
                 <w:i w:val="0"/>
                 <w:sz w:val="19"/>
               </w:rPr>
-              <w:t>Cancer roadmap</w:t>
+              <w:t>Roadmap</w:t>
             </w:r>
           </w:p>
         </w:tc>
@@ -1392,7 +1392,7 @@
                 <w:i w:val="0"/>
                 <w:sz w:val="19"/>
               </w:rPr>
-              <w:t>Cancer roadmap</w:t>
+              <w:t>Roadmap</w:t>
             </w:r>
           </w:p>
         </w:tc>
@@ -1498,7 +1498,7 @@
                 <w:i w:val="0"/>
                 <w:sz w:val="19"/>
               </w:rPr>
-              <w:t>Cancer roadmap</w:t>
+              <w:t>Roadmap</w:t>
             </w:r>
           </w:p>
         </w:tc>
@@ -1604,7 +1604,7 @@
                 <w:i w:val="0"/>
                 <w:sz w:val="19"/>
               </w:rPr>
-              <w:t>Cancer roadmap</w:t>
+              <w:t>Roadmap</w:t>
             </w:r>
           </w:p>
         </w:tc>
@@ -1710,7 +1710,7 @@
                 <w:i w:val="0"/>
                 <w:sz w:val="19"/>
               </w:rPr>
-              <w:t>Cancer roadmap</w:t>
+              <w:t>Roadmap</w:t>
             </w:r>
           </w:p>
         </w:tc>
@@ -1816,7 +1816,7 @@
                 <w:i w:val="0"/>
                 <w:sz w:val="19"/>
               </w:rPr>
-              <w:t>Cancer roadmap</w:t>
+              <w:t>Roadmap</w:t>
             </w:r>
           </w:p>
         </w:tc>
@@ -1919,7 +1919,7 @@
           <w:b w:val="0"/>
           <w:i w:val="0"/>
         </w:rPr>
-        <w:t>Part 1. Cancer roadmap</w:t>
+        <w:t>Part 1. Roadmap</w:t>
       </w:r>
     </w:p>
     <w:p>
